--- a/docs/report/baocao_Nhom12_HeThongGiamSatThucPham.docx
+++ b/docs/report/baocao_Nhom12_HeThongGiamSatThucPham.docx
@@ -5342,20 +5342,21 @@
       </w:pPr>
       <w:r>
         <w:rPr>
-          <w:noProof/>
           <w:color w:val="000000" w:themeColor="text1"/>
         </w:rPr>
         <w:drawing>
-          <wp:inline distT="0" distB="0" distL="0" distR="0" wp14:anchorId="61DBFA7A" wp14:editId="4C4199BA">
-            <wp:extent cx="5622202" cy="4436198"/>
-            <wp:effectExtent l="0" t="0" r="0" b="2540"/>
-            <wp:docPr id="1419" name="Picture 1419"/>
-            <wp:cNvGraphicFramePr/>
+          <wp:inline distT="0" distB="0" distL="0" distR="0" wp14:anchorId="5A9E7522" wp14:editId="0C006FD3">
+            <wp:extent cx="4845299" cy="4007056"/>
+            <wp:effectExtent l="0" t="0" r="0" b="0"/>
+            <wp:docPr id="1882011663" name="Picture 1"/>
+            <wp:cNvGraphicFramePr>
+              <a:graphicFrameLocks xmlns:a="http://schemas.openxmlformats.org/drawingml/2006/main" noChangeAspect="1"/>
+            </wp:cNvGraphicFramePr>
             <a:graphic xmlns:a="http://schemas.openxmlformats.org/drawingml/2006/main">
               <a:graphicData uri="http://schemas.openxmlformats.org/drawingml/2006/picture">
                 <pic:pic xmlns:pic="http://schemas.openxmlformats.org/drawingml/2006/picture">
                   <pic:nvPicPr>
-                    <pic:cNvPr id="1419" name="Picture 1419"/>
+                    <pic:cNvPr id="1882011663" name=""/>
                     <pic:cNvPicPr/>
                   </pic:nvPicPr>
                   <pic:blipFill>
@@ -5367,7 +5368,7 @@
                   <pic:spPr>
                     <a:xfrm>
                       <a:off x="0" y="0"/>
-                      <a:ext cx="5654262" cy="4461495"/>
+                      <a:ext cx="4845299" cy="4007056"/>
                     </a:xfrm>
                     <a:prstGeom prst="rect">
                       <a:avLst/>
@@ -5769,7 +5770,6 @@
                 <w:color w:val="000000" w:themeColor="text1"/>
                 <w:sz w:val="24"/>
               </w:rPr>
-              <w:lastRenderedPageBreak/>
               <w:t>3</w:t>
             </w:r>
           </w:p>
@@ -5862,6 +5862,7 @@
                 <w:color w:val="000000" w:themeColor="text1"/>
                 <w:sz w:val="24"/>
               </w:rPr>
+              <w:lastRenderedPageBreak/>
               <w:t>4</w:t>
             </w:r>
           </w:p>
